--- a/docs/instructions/Project_Roadmap.docx
+++ b/docs/instructions/Project_Roadmap.docx
@@ -106,19 +106,28 @@
     </w:p>
     <w:p>
       <w:pPr>
-        <w:pStyle w:val="a8"/>
         <w:jc w:val="center"/>
+        <w:rPr>
+          <w:rFonts w:ascii="Times New Roman" w:eastAsia="Times New Roman" w:hAnsi="Times New Roman" w:cs="Times New Roman"/>
+          <w:sz w:val="24"/>
+          <w:szCs w:val="24"/>
+          <w:lang w:eastAsia="ru-RU"/>
+        </w:rPr>
       </w:pPr>
       <w:bookmarkStart w:id="0" w:name="_GoBack"/>
       <w:r>
         <w:rPr>
+          <w:rFonts w:ascii="Times New Roman" w:eastAsia="Times New Roman" w:hAnsi="Times New Roman" w:cs="Times New Roman"/>
           <w:noProof/>
+          <w:sz w:val="24"/>
+          <w:szCs w:val="24"/>
+          <w:lang w:eastAsia="ru-RU"/>
         </w:rPr>
         <w:drawing>
-          <wp:inline distT="0" distB="0" distL="0" distR="0" wp14:anchorId="4A99C4AB" wp14:editId="081AAF03">
-            <wp:extent cx="5960390" cy="3200400"/>
-            <wp:effectExtent l="0" t="0" r="2540" b="0"/>
-            <wp:docPr id="2" name="Рисунок 2" descr="C:\Users\Пользователь\OneDrive\Изображения\Gantt_Style_Timeline_Chart.png"/>
+          <wp:inline distT="0" distB="0" distL="0" distR="0" wp14:anchorId="36DE6D93" wp14:editId="0E1E77C6">
+            <wp:extent cx="6635750" cy="2980256"/>
+            <wp:effectExtent l="0" t="0" r="0" b="0"/>
+            <wp:docPr id="1" name="Рисунок 1" descr="C:\Users\Пользователь\OneDrive\Изображения\Gantt_Style_Timeline_Chart.png"/>
             <wp:cNvGraphicFramePr>
               <a:graphicFrameLocks xmlns:a="http://schemas.openxmlformats.org/drawingml/2006/main" noChangeAspect="1"/>
             </wp:cNvGraphicFramePr>
@@ -126,7 +135,7 @@
               <a:graphicData uri="http://schemas.openxmlformats.org/drawingml/2006/picture">
                 <pic:pic xmlns:pic="http://schemas.openxmlformats.org/drawingml/2006/picture">
                   <pic:nvPicPr>
-                    <pic:cNvPr id="0" name="Picture 2" descr="C:\Users\Пользователь\OneDrive\Изображения\Gantt_Style_Timeline_Chart.png"/>
+                    <pic:cNvPr id="0" name="Picture 1" descr="C:\Users\Пользователь\OneDrive\Изображения\Gantt_Style_Timeline_Chart.png"/>
                     <pic:cNvPicPr>
                       <a:picLocks noChangeAspect="1" noChangeArrowheads="1"/>
                     </pic:cNvPicPr>
@@ -147,7 +156,7 @@
                   <pic:spPr bwMode="auto">
                     <a:xfrm>
                       <a:off x="0" y="0"/>
-                      <a:ext cx="5972232" cy="3206759"/>
+                      <a:ext cx="6641344" cy="2982768"/>
                     </a:xfrm>
                     <a:prstGeom prst="rect">
                       <a:avLst/>
@@ -396,50 +405,392 @@
         <w:rPr>
           <w:lang w:val="en-US"/>
         </w:rPr>
+        <w:t xml:space="preserve">Generate and test </w:t>
+      </w:r>
+      <w:proofErr w:type="spellStart"/>
+      <w:r>
+        <w:rPr>
+          <w:lang w:val="en-US"/>
+        </w:rPr>
+        <w:t>mTLS</w:t>
+      </w:r>
+      <w:proofErr w:type="spellEnd"/>
+      <w:r>
+        <w:rPr>
+          <w:lang w:val="en-US"/>
+        </w:rPr>
+        <w:t xml:space="preserve"> certificate infrastructure (CA, server, client certs).</w:t>
+      </w:r>
+    </w:p>
+    <w:p>
+      <w:pPr>
+        <w:jc w:val="both"/>
+        <w:rPr>
+          <w:lang w:val="en-US"/>
+        </w:rPr>
+      </w:pPr>
+      <w:r>
+        <w:rPr>
+          <w:lang w:val="en-US"/>
+        </w:rPr>
         <w:lastRenderedPageBreak/>
-        <w:t xml:space="preserve">Generate and test </w:t>
+        <w:t>Draft the initial Hazard and Risk Analysis (HARA) for IEC 61508 SIL-2 pre-assessment.</w:t>
+      </w:r>
+    </w:p>
+    <w:p>
+      <w:pPr>
+        <w:jc w:val="both"/>
+        <w:rPr>
+          <w:lang w:val="en-US"/>
+        </w:rPr>
+      </w:pPr>
+      <w:r>
+        <w:rPr>
+          <w:lang w:val="en-US"/>
+        </w:rPr>
+        <w:t xml:space="preserve">d) </w:t>
+      </w:r>
+      <w:r>
+        <w:rPr>
+          <w:lang w:val="en-US"/>
+        </w:rPr>
+        <w:t>Enterprise Integration:</w:t>
+      </w:r>
+    </w:p>
+    <w:p>
+      <w:pPr>
+        <w:jc w:val="both"/>
+        <w:rPr>
+          <w:lang w:val="en-US"/>
+        </w:rPr>
+      </w:pPr>
+      <w:r>
+        <w:rPr>
+          <w:lang w:val="en-US"/>
+        </w:rPr>
+        <w:t xml:space="preserve">Set up the </w:t>
       </w:r>
       <w:proofErr w:type="spellStart"/>
       <w:r>
         <w:rPr>
           <w:lang w:val="en-US"/>
         </w:rPr>
-        <w:t>mTLS</w:t>
+        <w:t>Nebius</w:t>
       </w:r>
       <w:proofErr w:type="spellEnd"/>
       <w:r>
         <w:rPr>
           <w:lang w:val="en-US"/>
         </w:rPr>
-        <w:t xml:space="preserve"> certificate infrastructure (CA, server, client certs).</w:t>
-      </w:r>
-    </w:p>
-    <w:p>
-      <w:pPr>
-        <w:jc w:val="both"/>
-        <w:rPr>
-          <w:lang w:val="en-US"/>
-        </w:rPr>
-      </w:pPr>
-      <w:r>
-        <w:rPr>
-          <w:lang w:val="en-US"/>
-        </w:rPr>
-        <w:t>Draft the initial Hazard and Risk Analysis (HARA) for IEC 61508 SIL-2 pre-assessment.</w:t>
-      </w:r>
-    </w:p>
-    <w:p>
-      <w:pPr>
-        <w:jc w:val="both"/>
-        <w:rPr>
-          <w:lang w:val="en-US"/>
-        </w:rPr>
-      </w:pPr>
-      <w:r>
-        <w:rPr>
-          <w:lang w:val="en-US"/>
-        </w:rPr>
-        <w:t xml:space="preserve">d) </w:t>
+        <w:t xml:space="preserve"> AI Cloud Kubernetes cluster (Terraform/Helm).</w:t>
+      </w:r>
+    </w:p>
+    <w:p>
+      <w:pPr>
+        <w:jc w:val="both"/>
+        <w:rPr>
+          <w:lang w:val="en-US"/>
+        </w:rPr>
+      </w:pPr>
+      <w:r>
+        <w:rPr>
+          <w:lang w:val="en-US"/>
+        </w:rPr>
+        <w:t>Establish sandbox connections to SAP/Maximo test environments.</w:t>
+      </w:r>
+    </w:p>
+    <w:p>
+      <w:pPr>
+        <w:jc w:val="both"/>
+        <w:rPr>
+          <w:u w:val="single"/>
+          <w:lang w:val="en-US"/>
+        </w:rPr>
+      </w:pPr>
+      <w:r>
+        <w:rPr>
+          <w:u w:val="single"/>
+          <w:lang w:val="en-US"/>
+        </w:rPr>
+        <w:t>Milestones:</w:t>
+      </w:r>
+    </w:p>
+    <w:p>
+      <w:pPr>
+        <w:jc w:val="both"/>
+        <w:rPr>
+          <w:lang w:val="en-US"/>
+        </w:rPr>
+      </w:pPr>
+      <w:r>
+        <w:rPr>
+          <w:lang w:val="en-US"/>
+        </w:rPr>
+        <w:t>Core Multi-Agent software stack passes 100% of automated unit/integration tests.</w:t>
+      </w:r>
+    </w:p>
+    <w:p>
+      <w:pPr>
+        <w:jc w:val="both"/>
+        <w:rPr>
+          <w:lang w:val="en-US"/>
+        </w:rPr>
+      </w:pPr>
+      <w:r>
+        <w:rPr>
+          <w:lang w:val="en-US"/>
+        </w:rPr>
+        <w:t xml:space="preserve">Edge inference latency confirmed at &lt; 5 </w:t>
+      </w:r>
+      <w:proofErr w:type="spellStart"/>
+      <w:r>
+        <w:rPr>
+          <w:lang w:val="en-US"/>
+        </w:rPr>
+        <w:t>ms</w:t>
+      </w:r>
+      <w:proofErr w:type="spellEnd"/>
+      <w:r>
+        <w:rPr>
+          <w:lang w:val="en-US"/>
+        </w:rPr>
+        <w:t xml:space="preserve"> (P99) on Jetson Orin.</w:t>
+      </w:r>
+    </w:p>
+    <w:p>
+      <w:pPr>
+        <w:jc w:val="both"/>
+        <w:rPr>
+          <w:lang w:val="en-US"/>
+        </w:rPr>
+      </w:pPr>
+      <w:proofErr w:type="gramStart"/>
+      <w:r>
+        <w:rPr>
+          <w:lang w:val="en-US"/>
+        </w:rPr>
+        <w:t>Successful end-to-end simulation of a "Black Swan" event in the lab.</w:t>
+      </w:r>
+      <w:proofErr w:type="gramEnd"/>
+    </w:p>
+    <w:p>
+      <w:pPr>
+        <w:jc w:val="both"/>
+        <w:rPr>
+          <w:b/>
+          <w:lang w:val="en-US"/>
+        </w:rPr>
+      </w:pPr>
+      <w:r>
+        <w:rPr>
+          <w:b/>
+          <w:lang w:val="en-US"/>
+        </w:rPr>
+        <w:t>Phase 2: Field Pilot &amp; "Shadow Mode" (Months 4–6)</w:t>
+      </w:r>
+    </w:p>
+    <w:p>
+      <w:pPr>
+        <w:jc w:val="both"/>
+        <w:rPr>
+          <w:lang w:val="en-US"/>
+        </w:rPr>
+      </w:pPr>
+      <w:r>
+        <w:rPr>
+          <w:lang w:val="en-US"/>
+        </w:rPr>
+        <w:t xml:space="preserve">Focus: Deploying the system on the live </w:t>
+      </w:r>
+      <w:r>
+        <w:rPr>
+          <w:lang w:val="en-US"/>
+        </w:rPr>
+        <w:t>Oil Pipeline</w:t>
+      </w:r>
+      <w:r>
+        <w:rPr>
+          <w:lang w:val="en-US"/>
+        </w:rPr>
+        <w:t xml:space="preserve"> Segment without granting it physical control, building operational trust.</w:t>
+      </w:r>
+    </w:p>
+    <w:p>
+      <w:pPr>
+        <w:jc w:val="both"/>
+        <w:rPr>
+          <w:u w:val="single"/>
+          <w:lang w:val="en-US"/>
+        </w:rPr>
+      </w:pPr>
+      <w:r>
+        <w:rPr>
+          <w:u w:val="single"/>
+          <w:lang w:val="en-US"/>
+        </w:rPr>
+        <w:t xml:space="preserve">Key </w:t>
+      </w:r>
+      <w:proofErr w:type="spellStart"/>
+      <w:r>
+        <w:rPr>
+          <w:u w:val="single"/>
+          <w:lang w:val="en-US"/>
+        </w:rPr>
+        <w:t>Workstreams</w:t>
+      </w:r>
+      <w:proofErr w:type="spellEnd"/>
+      <w:r>
+        <w:rPr>
+          <w:u w:val="single"/>
+          <w:lang w:val="en-US"/>
+        </w:rPr>
+        <w:t>:</w:t>
+      </w:r>
+    </w:p>
+    <w:p>
+      <w:pPr>
+        <w:jc w:val="both"/>
+        <w:rPr>
+          <w:lang w:val="en-US"/>
+        </w:rPr>
+      </w:pPr>
+      <w:proofErr w:type="gramStart"/>
+      <w:r>
+        <w:rPr>
+          <w:lang w:val="en-US"/>
+        </w:rPr>
+        <w:t>a</w:t>
+      </w:r>
+      <w:proofErr w:type="gramEnd"/>
+      <w:r>
+        <w:rPr>
+          <w:lang w:val="en-US"/>
+        </w:rPr>
+        <w:t xml:space="preserve">) </w:t>
+      </w:r>
+      <w:r>
+        <w:rPr>
+          <w:lang w:val="en-US"/>
+        </w:rPr>
+        <w:t>OT &amp; Hardware Deployment:</w:t>
+      </w:r>
+    </w:p>
+    <w:p>
+      <w:pPr>
+        <w:jc w:val="both"/>
+        <w:rPr>
+          <w:lang w:val="en-US"/>
+        </w:rPr>
+      </w:pPr>
+      <w:r>
+        <w:rPr>
+          <w:lang w:val="en-US"/>
+        </w:rPr>
+        <w:t xml:space="preserve">Install hardened Jetson Orin enclosures and integrate with existing physical sensors (Coriolis, Fiber DTS, </w:t>
+      </w:r>
+      <w:proofErr w:type="gramStart"/>
+      <w:r>
+        <w:rPr>
+          <w:lang w:val="en-US"/>
+        </w:rPr>
+        <w:t>Pressure</w:t>
+      </w:r>
+      <w:proofErr w:type="gramEnd"/>
+      <w:r>
+        <w:rPr>
+          <w:lang w:val="en-US"/>
+        </w:rPr>
+        <w:t>) at 3 pilot nodes.</w:t>
+      </w:r>
+    </w:p>
+    <w:p>
+      <w:pPr>
+        <w:jc w:val="both"/>
+        <w:rPr>
+          <w:lang w:val="en-US"/>
+        </w:rPr>
+      </w:pPr>
+      <w:r>
+        <w:rPr>
+          <w:lang w:val="en-US"/>
+        </w:rPr>
+        <w:t xml:space="preserve">Establish secure, redundant WAN connectivity to the </w:t>
+      </w:r>
+      <w:proofErr w:type="spellStart"/>
+      <w:r>
+        <w:rPr>
+          <w:lang w:val="en-US"/>
+        </w:rPr>
+        <w:t>Nebius</w:t>
+      </w:r>
+      <w:proofErr w:type="spellEnd"/>
+      <w:r>
+        <w:rPr>
+          <w:lang w:val="en-US"/>
+        </w:rPr>
+        <w:t xml:space="preserve"> Cloud.</w:t>
+      </w:r>
+    </w:p>
+    <w:p>
+      <w:pPr>
+        <w:jc w:val="both"/>
+        <w:rPr>
+          <w:lang w:val="en-US"/>
+        </w:rPr>
+      </w:pPr>
+      <w:r>
+        <w:rPr>
+          <w:lang w:val="en-US"/>
+        </w:rPr>
+        <w:t xml:space="preserve">b) </w:t>
+      </w:r>
+      <w:r>
+        <w:rPr>
+          <w:lang w:val="en-US"/>
+        </w:rPr>
+        <w:t>AI/ML Operations:</w:t>
+      </w:r>
+    </w:p>
+    <w:p>
+      <w:pPr>
+        <w:jc w:val="both"/>
+        <w:rPr>
+          <w:lang w:val="en-US"/>
+        </w:rPr>
+      </w:pPr>
+      <w:r>
+        <w:rPr>
+          <w:lang w:val="en-US"/>
+        </w:rPr>
+        <w:t>Deploy models to edge devices via NVIDIA Fleet Command.</w:t>
+      </w:r>
+    </w:p>
+    <w:p>
+      <w:pPr>
+        <w:jc w:val="both"/>
+        <w:rPr>
+          <w:lang w:val="en-US"/>
+        </w:rPr>
+      </w:pPr>
+      <w:r>
+        <w:rPr>
+          <w:lang w:val="en-US"/>
+        </w:rPr>
+        <w:t>Activate Shadow Mode: The AI perceives anomalies and proposes SCADA actions, but humans execute them. The system logs the AI's proposal vs. the human's actual action.</w:t>
+      </w:r>
+    </w:p>
+    <w:p>
+      <w:pPr>
+        <w:jc w:val="both"/>
+        <w:rPr>
+          <w:lang w:val="en-US"/>
+        </w:rPr>
+      </w:pPr>
+      <w:r>
+        <w:rPr>
+          <w:lang w:val="en-US"/>
+        </w:rPr>
+        <w:t xml:space="preserve">c) </w:t>
       </w:r>
       <w:r>
         <w:rPr>
@@ -459,13 +810,282 @@
         <w:rPr>
           <w:lang w:val="en-US"/>
         </w:rPr>
-        <w:t xml:space="preserve">Set up the </w:t>
+        <w:t xml:space="preserve">Activate the Dynamic Risk Engine to calculate real-time </w:t>
       </w:r>
       <w:proofErr w:type="spellStart"/>
       <w:r>
         <w:rPr>
           <w:lang w:val="en-US"/>
         </w:rPr>
+        <w:t>PoF</w:t>
+      </w:r>
+      <w:proofErr w:type="spellEnd"/>
+      <w:r>
+        <w:rPr>
+          <w:lang w:val="en-US"/>
+        </w:rPr>
+        <w:t xml:space="preserve"> and </w:t>
+      </w:r>
+      <w:proofErr w:type="spellStart"/>
+      <w:r>
+        <w:rPr>
+          <w:lang w:val="en-US"/>
+        </w:rPr>
+        <w:t>CoF</w:t>
+      </w:r>
+      <w:proofErr w:type="spellEnd"/>
+      <w:r>
+        <w:rPr>
+          <w:lang w:val="en-US"/>
+        </w:rPr>
+        <w:t xml:space="preserve"> for the pilot nodes.</w:t>
+      </w:r>
+    </w:p>
+    <w:p>
+      <w:pPr>
+        <w:jc w:val="both"/>
+        <w:rPr>
+          <w:lang w:val="en-US"/>
+        </w:rPr>
+      </w:pPr>
+      <w:r>
+        <w:rPr>
+          <w:lang w:val="en-US"/>
+        </w:rPr>
+        <w:t>Begin generating draft PHMSA reports and SAP work order recommendations for human review.</w:t>
+      </w:r>
+    </w:p>
+    <w:p>
+      <w:pPr>
+        <w:jc w:val="both"/>
+        <w:rPr>
+          <w:u w:val="single"/>
+          <w:lang w:val="en-US"/>
+        </w:rPr>
+      </w:pPr>
+      <w:r>
+        <w:rPr>
+          <w:u w:val="single"/>
+          <w:lang w:val="en-US"/>
+        </w:rPr>
+        <w:t>Milestones:</w:t>
+      </w:r>
+    </w:p>
+    <w:p>
+      <w:pPr>
+        <w:jc w:val="both"/>
+        <w:rPr>
+          <w:lang w:val="en-US"/>
+        </w:rPr>
+      </w:pPr>
+      <w:r>
+        <w:rPr>
+          <w:lang w:val="en-US"/>
+        </w:rPr>
+        <w:t>30 days of continuous, uninterrupted edge operation.</w:t>
+      </w:r>
+    </w:p>
+    <w:p>
+      <w:pPr>
+        <w:jc w:val="both"/>
+        <w:rPr>
+          <w:lang w:val="en-US"/>
+        </w:rPr>
+      </w:pPr>
+      <w:r>
+        <w:rPr>
+          <w:lang w:val="en-US"/>
+        </w:rPr>
+        <w:t>99.9% Alignment Rate between AI recommendations and human operator decisions in Shadow Mode.</w:t>
+      </w:r>
+    </w:p>
+    <w:p>
+      <w:pPr>
+        <w:jc w:val="both"/>
+        <w:rPr>
+          <w:lang w:val="en-US"/>
+        </w:rPr>
+      </w:pPr>
+      <w:proofErr w:type="gramStart"/>
+      <w:r>
+        <w:rPr>
+          <w:lang w:val="en-US"/>
+        </w:rPr>
+        <w:t>Successful generation of the first automated, AI-drafted PHMSA compliance report.</w:t>
+      </w:r>
+      <w:proofErr w:type="gramEnd"/>
+    </w:p>
+    <w:p>
+      <w:pPr>
+        <w:jc w:val="both"/>
+        <w:rPr>
+          <w:b/>
+          <w:lang w:val="en-US"/>
+        </w:rPr>
+      </w:pPr>
+      <w:r>
+        <w:rPr>
+          <w:b/>
+          <w:lang w:val="en-US"/>
+        </w:rPr>
+        <w:t>Phase 3: Safety Certification &amp; Partial Autonomy (Months 7–9)</w:t>
+      </w:r>
+    </w:p>
+    <w:p>
+      <w:pPr>
+        <w:jc w:val="both"/>
+        <w:rPr>
+          <w:lang w:val="en-US"/>
+        </w:rPr>
+      </w:pPr>
+      <w:r>
+        <w:rPr>
+          <w:lang w:val="en-US"/>
+        </w:rPr>
+        <w:t>Focus: Achieving regulatory and functional safety approvals to enable the system to take physical action in controlled scenarios.</w:t>
+      </w:r>
+    </w:p>
+    <w:p>
+      <w:pPr>
+        <w:jc w:val="both"/>
+        <w:rPr>
+          <w:u w:val="single"/>
+          <w:lang w:val="en-US"/>
+        </w:rPr>
+      </w:pPr>
+      <w:r>
+        <w:rPr>
+          <w:u w:val="single"/>
+          <w:lang w:val="en-US"/>
+        </w:rPr>
+        <w:t xml:space="preserve">Key </w:t>
+      </w:r>
+      <w:proofErr w:type="spellStart"/>
+      <w:r>
+        <w:rPr>
+          <w:u w:val="single"/>
+          <w:lang w:val="en-US"/>
+        </w:rPr>
+        <w:t>Workstreams</w:t>
+      </w:r>
+      <w:proofErr w:type="spellEnd"/>
+      <w:r>
+        <w:rPr>
+          <w:u w:val="single"/>
+          <w:lang w:val="en-US"/>
+        </w:rPr>
+        <w:t>:</w:t>
+      </w:r>
+    </w:p>
+    <w:p>
+      <w:pPr>
+        <w:jc w:val="both"/>
+        <w:rPr>
+          <w:lang w:val="en-US"/>
+        </w:rPr>
+      </w:pPr>
+      <w:proofErr w:type="gramStart"/>
+      <w:r>
+        <w:rPr>
+          <w:lang w:val="en-US"/>
+        </w:rPr>
+        <w:lastRenderedPageBreak/>
+        <w:t>a</w:t>
+      </w:r>
+      <w:proofErr w:type="gramEnd"/>
+      <w:r>
+        <w:rPr>
+          <w:lang w:val="en-US"/>
+        </w:rPr>
+        <w:t xml:space="preserve">) </w:t>
+      </w:r>
+      <w:r>
+        <w:rPr>
+          <w:lang w:val="en-US"/>
+        </w:rPr>
+        <w:t>Security &amp; Compliance:</w:t>
+      </w:r>
+    </w:p>
+    <w:p>
+      <w:pPr>
+        <w:jc w:val="both"/>
+        <w:rPr>
+          <w:lang w:val="en-US"/>
+        </w:rPr>
+      </w:pPr>
+      <w:r>
+        <w:rPr>
+          <w:lang w:val="en-US"/>
+        </w:rPr>
+        <w:t>Undergo formal IEC 61508 SIL-2 certification audit for the Deterministic Safety Interlock module.</w:t>
+      </w:r>
+    </w:p>
+    <w:p>
+      <w:pPr>
+        <w:jc w:val="both"/>
+        <w:rPr>
+          <w:lang w:val="en-US"/>
+        </w:rPr>
+      </w:pPr>
+      <w:r>
+        <w:rPr>
+          <w:lang w:val="en-US"/>
+        </w:rPr>
+        <w:t>Engage with PHMSA regulators to present the "Shadow Mode" alignment data and autonomous safety architecture.</w:t>
+      </w:r>
+    </w:p>
+    <w:p>
+      <w:pPr>
+        <w:jc w:val="both"/>
+        <w:rPr>
+          <w:lang w:val="en-US"/>
+        </w:rPr>
+      </w:pPr>
+      <w:r>
+        <w:rPr>
+          <w:lang w:val="en-US"/>
+        </w:rPr>
+        <w:t xml:space="preserve">b) </w:t>
+      </w:r>
+      <w:r>
+        <w:rPr>
+          <w:lang w:val="en-US"/>
+        </w:rPr>
+        <w:t>AI/ML Operations:</w:t>
+      </w:r>
+    </w:p>
+    <w:p>
+      <w:pPr>
+        <w:jc w:val="both"/>
+        <w:rPr>
+          <w:lang w:val="en-US"/>
+        </w:rPr>
+      </w:pPr>
+      <w:r>
+        <w:rPr>
+          <w:lang w:val="en-US"/>
+        </w:rPr>
+        <w:t>Transition from Shadow Mode to Recommendation Mode (AI auto-generates SAP work orders, humans approve).</w:t>
+      </w:r>
+    </w:p>
+    <w:p>
+      <w:pPr>
+        <w:jc w:val="both"/>
+        <w:rPr>
+          <w:lang w:val="en-US"/>
+        </w:rPr>
+      </w:pPr>
+      <w:r>
+        <w:rPr>
+          <w:lang w:val="en-US"/>
+        </w:rPr>
+        <w:t xml:space="preserve">Activate Federated Learning: Pilot nodes begin sending encrypted weight deltas to the </w:t>
+      </w:r>
+      <w:proofErr w:type="spellStart"/>
+      <w:r>
+        <w:rPr>
+          <w:lang w:val="en-US"/>
+        </w:rPr>
         <w:t>Nebius</w:t>
       </w:r>
       <w:proofErr w:type="spellEnd"/>
@@ -473,21 +1093,41 @@
         <w:rPr>
           <w:lang w:val="en-US"/>
         </w:rPr>
-        <w:t xml:space="preserve"> AI Cloud Kubernetes cluster (Terraform/Helm).</w:t>
-      </w:r>
-    </w:p>
-    <w:p>
-      <w:pPr>
-        <w:jc w:val="both"/>
-        <w:rPr>
-          <w:lang w:val="en-US"/>
-        </w:rPr>
-      </w:pPr>
-      <w:r>
-        <w:rPr>
-          <w:lang w:val="en-US"/>
-        </w:rPr>
-        <w:t>Establish sandbox connections to SAP/Maximo test environments.</w:t>
+        <w:t xml:space="preserve"> Cloud Aggregator to improve the global model without exposing raw data.</w:t>
+      </w:r>
+    </w:p>
+    <w:p>
+      <w:pPr>
+        <w:jc w:val="both"/>
+        <w:rPr>
+          <w:lang w:val="en-US"/>
+        </w:rPr>
+      </w:pPr>
+      <w:r>
+        <w:rPr>
+          <w:lang w:val="en-US"/>
+        </w:rPr>
+        <w:t xml:space="preserve">c) </w:t>
+      </w:r>
+      <w:r>
+        <w:rPr>
+          <w:lang w:val="en-US"/>
+        </w:rPr>
+        <w:t>OT &amp; Hardware:</w:t>
+      </w:r>
+    </w:p>
+    <w:p>
+      <w:pPr>
+        <w:jc w:val="both"/>
+        <w:rPr>
+          <w:lang w:val="en-US"/>
+        </w:rPr>
+      </w:pPr>
+      <w:r>
+        <w:rPr>
+          <w:lang w:val="en-US"/>
+        </w:rPr>
+        <w:t>Enable Limited Autonomy: Grant the system authority to autonomously execute non-critical actions (e.g., reducing pump flow rate by 20%) when the Safety Interlock validates it.</w:t>
       </w:r>
     </w:p>
     <w:p>
@@ -517,35 +1157,99 @@
         <w:rPr>
           <w:lang w:val="en-US"/>
         </w:rPr>
-        <w:t>Core Multi-Agent software stack passes 100% of automated unit/integration tests.</w:t>
-      </w:r>
-    </w:p>
-    <w:p>
-      <w:pPr>
-        <w:jc w:val="both"/>
-        <w:rPr>
-          <w:lang w:val="en-US"/>
-        </w:rPr>
-      </w:pPr>
-      <w:r>
-        <w:rPr>
-          <w:lang w:val="en-US"/>
-        </w:rPr>
-        <w:t xml:space="preserve">Edge inference latency confirmed at &lt; 5 </w:t>
+        <w:t>IEC 61508 SIL-2 Certificate of Compliance issued for the Safety Interlock.</w:t>
+      </w:r>
+    </w:p>
+    <w:p>
+      <w:pPr>
+        <w:jc w:val="both"/>
+        <w:rPr>
+          <w:lang w:val="en-US"/>
+        </w:rPr>
+      </w:pPr>
+      <w:proofErr w:type="gramStart"/>
+      <w:r>
+        <w:rPr>
+          <w:lang w:val="en-US"/>
+        </w:rPr>
+        <w:t>First successful Federated Learning aggregation round completed across pilot nodes.</w:t>
+      </w:r>
+      <w:proofErr w:type="gramEnd"/>
+    </w:p>
+    <w:p>
+      <w:pPr>
+        <w:jc w:val="both"/>
+        <w:rPr>
+          <w:lang w:val="en-US"/>
+        </w:rPr>
+      </w:pPr>
+      <w:r>
+        <w:rPr>
+          <w:lang w:val="en-US"/>
+        </w:rPr>
+        <w:t>Regulatory approval granted for autonomous flow-reduction actions.</w:t>
+      </w:r>
+    </w:p>
+    <w:p>
+      <w:pPr>
+        <w:jc w:val="both"/>
+        <w:rPr>
+          <w:b/>
+          <w:lang w:val="en-US"/>
+        </w:rPr>
+      </w:pPr>
+      <w:r>
+        <w:rPr>
+          <w:b/>
+          <w:lang w:val="en-US"/>
+        </w:rPr>
+        <w:t>Phase 4: Fleet-Wide Scaling &amp; Full Autonomy (Months 10–12)</w:t>
+      </w:r>
+    </w:p>
+    <w:p>
+      <w:pPr>
+        <w:jc w:val="both"/>
+        <w:rPr>
+          <w:lang w:val="en-US"/>
+        </w:rPr>
+      </w:pPr>
+      <w:r>
+        <w:rPr>
+          <w:lang w:val="en-US"/>
+        </w:rPr>
+        <w:t>Focus: Expanding the proven pilot to the broader network and enabling full autonomous emergency shutdowns in High Consequence Areas (HCAs).</w:t>
+      </w:r>
+    </w:p>
+    <w:p>
+      <w:pPr>
+        <w:jc w:val="both"/>
+        <w:rPr>
+          <w:u w:val="single"/>
+          <w:lang w:val="en-US"/>
+        </w:rPr>
+      </w:pPr>
+      <w:r>
+        <w:rPr>
+          <w:u w:val="single"/>
+          <w:lang w:val="en-US"/>
+        </w:rPr>
+        <w:t xml:space="preserve">Key </w:t>
       </w:r>
       <w:proofErr w:type="spellStart"/>
       <w:r>
         <w:rPr>
-          <w:lang w:val="en-US"/>
-        </w:rPr>
-        <w:t>ms</w:t>
+          <w:u w:val="single"/>
+          <w:lang w:val="en-US"/>
+        </w:rPr>
+        <w:t>Workstreams</w:t>
       </w:r>
       <w:proofErr w:type="spellEnd"/>
       <w:r>
         <w:rPr>
-          <w:lang w:val="en-US"/>
-        </w:rPr>
-        <w:t xml:space="preserve"> (P99) on Jetson Orin.</w:t>
+          <w:u w:val="single"/>
+          <w:lang w:val="en-US"/>
+        </w:rPr>
+        <w:t>:</w:t>
       </w:r>
     </w:p>
     <w:p>
@@ -560,38 +1264,148 @@
         <w:rPr>
           <w:lang w:val="en-US"/>
         </w:rPr>
-        <w:t>Successful end-to-end simulation of a "Black Swan" event in the lab.</w:t>
+        <w:t>a</w:t>
       </w:r>
       <w:proofErr w:type="gramEnd"/>
-    </w:p>
-    <w:p>
-      <w:pPr>
-        <w:jc w:val="both"/>
-        <w:rPr>
-          <w:b/>
-          <w:lang w:val="en-US"/>
-        </w:rPr>
-      </w:pPr>
-      <w:r>
-        <w:rPr>
-          <w:b/>
-          <w:lang w:val="en-US"/>
-        </w:rPr>
-        <w:t>Phase 2: Field Pilot &amp; "Shadow Mode" (Months 4–6)</w:t>
-      </w:r>
-    </w:p>
-    <w:p>
-      <w:pPr>
-        <w:jc w:val="both"/>
-        <w:rPr>
-          <w:lang w:val="en-US"/>
-        </w:rPr>
-      </w:pPr>
-      <w:r>
-        <w:rPr>
-          <w:lang w:val="en-US"/>
-        </w:rPr>
-        <w:t>Focus: Deploying the system on the live EMPCO Mustang Segment (346 km) without granting it physical control, building operational trust.</w:t>
+      <w:r>
+        <w:rPr>
+          <w:lang w:val="en-US"/>
+        </w:rPr>
+        <w:t xml:space="preserve">) </w:t>
+      </w:r>
+      <w:r>
+        <w:rPr>
+          <w:lang w:val="en-US"/>
+        </w:rPr>
+        <w:t>OT &amp; Hardware Deployment:</w:t>
+      </w:r>
+    </w:p>
+    <w:p>
+      <w:pPr>
+        <w:jc w:val="both"/>
+        <w:rPr>
+          <w:lang w:val="en-US"/>
+        </w:rPr>
+      </w:pPr>
+      <w:proofErr w:type="gramStart"/>
+      <w:r>
+        <w:rPr>
+          <w:lang w:val="en-US"/>
+        </w:rPr>
+        <w:t>Mass deployment of Jetson Orin nodes to 100+ high-risk segments across the midstream network.</w:t>
+      </w:r>
+      <w:proofErr w:type="gramEnd"/>
+    </w:p>
+    <w:p>
+      <w:pPr>
+        <w:jc w:val="both"/>
+        <w:rPr>
+          <w:lang w:val="en-US"/>
+        </w:rPr>
+      </w:pPr>
+      <w:proofErr w:type="gramStart"/>
+      <w:r>
+        <w:rPr>
+          <w:lang w:val="en-US"/>
+        </w:rPr>
+        <w:t xml:space="preserve">Standardized, automated provisioning via </w:t>
+      </w:r>
+      <w:proofErr w:type="spellStart"/>
+      <w:r>
+        <w:rPr>
+          <w:lang w:val="en-US"/>
+        </w:rPr>
+        <w:t>Ansible</w:t>
+      </w:r>
+      <w:proofErr w:type="spellEnd"/>
+      <w:r>
+        <w:rPr>
+          <w:lang w:val="en-US"/>
+        </w:rPr>
+        <w:t>/Terraform.</w:t>
+      </w:r>
+      <w:proofErr w:type="gramEnd"/>
+    </w:p>
+    <w:p>
+      <w:pPr>
+        <w:jc w:val="both"/>
+        <w:rPr>
+          <w:lang w:val="en-US"/>
+        </w:rPr>
+      </w:pPr>
+      <w:r>
+        <w:rPr>
+          <w:lang w:val="en-US"/>
+        </w:rPr>
+        <w:t xml:space="preserve">b) </w:t>
+      </w:r>
+      <w:r>
+        <w:rPr>
+          <w:lang w:val="en-US"/>
+        </w:rPr>
+        <w:t>AI/ML Operations:</w:t>
+      </w:r>
+    </w:p>
+    <w:p>
+      <w:pPr>
+        <w:jc w:val="both"/>
+        <w:rPr>
+          <w:lang w:val="en-US"/>
+        </w:rPr>
+      </w:pPr>
+      <w:r>
+        <w:rPr>
+          <w:lang w:val="en-US"/>
+        </w:rPr>
+        <w:t>Transition to Full Autonomous Mode for critical actions (e.g., ESDV closure) in designated HCAs, bounded strictly by the Safety Interlock.</w:t>
+      </w:r>
+    </w:p>
+    <w:p>
+      <w:pPr>
+        <w:jc w:val="both"/>
+        <w:rPr>
+          <w:lang w:val="en-US"/>
+        </w:rPr>
+      </w:pPr>
+      <w:r>
+        <w:rPr>
+          <w:lang w:val="en-US"/>
+        </w:rPr>
+        <w:t>Global model converges, showing a 15% improvement in anomaly detection accuracy due to Federated Learning across diverse environments.</w:t>
+      </w:r>
+    </w:p>
+    <w:p>
+      <w:pPr>
+        <w:jc w:val="both"/>
+        <w:rPr>
+          <w:lang w:val="en-US"/>
+        </w:rPr>
+      </w:pPr>
+      <w:r>
+        <w:rPr>
+          <w:lang w:val="en-US"/>
+        </w:rPr>
+        <w:t xml:space="preserve">c) </w:t>
+      </w:r>
+      <w:r>
+        <w:rPr>
+          <w:lang w:val="en-US"/>
+        </w:rPr>
+        <w:t>Enterprise Integration:</w:t>
+      </w:r>
+    </w:p>
+    <w:p>
+      <w:pPr>
+        <w:jc w:val="both"/>
+        <w:rPr>
+          <w:lang w:val="en-US"/>
+        </w:rPr>
+      </w:pPr>
+      <w:r>
+        <w:rPr>
+          <w:lang w:val="en-US"/>
+        </w:rPr>
+        <w:t>Full, automated SAP/Maximo integration: Priority 1 (Emergency) work orders are auto-approved and dispatched to field crews without human intervention.</w:t>
       </w:r>
     </w:p>
     <w:p>
@@ -607,23 +1421,35 @@
           <w:u w:val="single"/>
           <w:lang w:val="en-US"/>
         </w:rPr>
-        <w:t xml:space="preserve">Key </w:t>
-      </w:r>
-      <w:proofErr w:type="spellStart"/>
-      <w:r>
-        <w:rPr>
-          <w:u w:val="single"/>
-          <w:lang w:val="en-US"/>
-        </w:rPr>
-        <w:t>Workstreams</w:t>
-      </w:r>
-      <w:proofErr w:type="spellEnd"/>
-      <w:r>
-        <w:rPr>
-          <w:u w:val="single"/>
-          <w:lang w:val="en-US"/>
-        </w:rPr>
-        <w:t>:</w:t>
+        <w:t>Milestones:</w:t>
+      </w:r>
+    </w:p>
+    <w:p>
+      <w:pPr>
+        <w:jc w:val="both"/>
+        <w:rPr>
+          <w:lang w:val="en-US"/>
+        </w:rPr>
+      </w:pPr>
+      <w:r>
+        <w:rPr>
+          <w:lang w:val="en-US"/>
+        </w:rPr>
+        <w:t>100+ edge nodes actively participating in the Federated Learning network.</w:t>
+      </w:r>
+    </w:p>
+    <w:p>
+      <w:pPr>
+        <w:jc w:val="both"/>
+        <w:rPr>
+          <w:lang w:val="en-US"/>
+        </w:rPr>
+      </w:pPr>
+      <w:r>
+        <w:rPr>
+          <w:lang w:val="en-US"/>
+        </w:rPr>
+        <w:t>First real-world autonomous leak isolation executed and validated (zero human delay).</w:t>
       </w:r>
     </w:p>
     <w:p>
@@ -638,812 +1464,7 @@
         <w:rPr>
           <w:lang w:val="en-US"/>
         </w:rPr>
-        <w:t>a</w:t>
-      </w:r>
-      <w:proofErr w:type="gramEnd"/>
-      <w:r>
-        <w:rPr>
-          <w:lang w:val="en-US"/>
-        </w:rPr>
-        <w:t xml:space="preserve">) </w:t>
-      </w:r>
-      <w:r>
-        <w:rPr>
-          <w:lang w:val="en-US"/>
-        </w:rPr>
-        <w:t>OT &amp; Hardware Deployment:</w:t>
-      </w:r>
-    </w:p>
-    <w:p>
-      <w:pPr>
-        <w:jc w:val="both"/>
-        <w:rPr>
-          <w:lang w:val="en-US"/>
-        </w:rPr>
-      </w:pPr>
-      <w:r>
-        <w:rPr>
-          <w:lang w:val="en-US"/>
-        </w:rPr>
-        <w:t xml:space="preserve">Install hardened Jetson Orin enclosures and integrate with existing physical sensors (Coriolis, Fiber DTS, </w:t>
-      </w:r>
-      <w:proofErr w:type="gramStart"/>
-      <w:r>
-        <w:rPr>
-          <w:lang w:val="en-US"/>
-        </w:rPr>
-        <w:t>Pressure</w:t>
-      </w:r>
-      <w:proofErr w:type="gramEnd"/>
-      <w:r>
-        <w:rPr>
-          <w:lang w:val="en-US"/>
-        </w:rPr>
-        <w:t>) at 3 pilot nodes.</w:t>
-      </w:r>
-    </w:p>
-    <w:p>
-      <w:pPr>
-        <w:jc w:val="both"/>
-        <w:rPr>
-          <w:lang w:val="en-US"/>
-        </w:rPr>
-      </w:pPr>
-      <w:r>
-        <w:rPr>
-          <w:lang w:val="en-US"/>
-        </w:rPr>
-        <w:t xml:space="preserve">Establish secure, redundant WAN connectivity to the </w:t>
-      </w:r>
-      <w:proofErr w:type="spellStart"/>
-      <w:r>
-        <w:rPr>
-          <w:lang w:val="en-US"/>
-        </w:rPr>
-        <w:t>Nebius</w:t>
-      </w:r>
-      <w:proofErr w:type="spellEnd"/>
-      <w:r>
-        <w:rPr>
-          <w:lang w:val="en-US"/>
-        </w:rPr>
-        <w:t xml:space="preserve"> Cloud.</w:t>
-      </w:r>
-    </w:p>
-    <w:p>
-      <w:pPr>
-        <w:jc w:val="both"/>
-        <w:rPr>
-          <w:lang w:val="en-US"/>
-        </w:rPr>
-      </w:pPr>
-      <w:r>
-        <w:rPr>
-          <w:lang w:val="en-US"/>
-        </w:rPr>
-        <w:t xml:space="preserve">b) </w:t>
-      </w:r>
-      <w:r>
-        <w:rPr>
-          <w:lang w:val="en-US"/>
-        </w:rPr>
-        <w:t>AI/ML Operations:</w:t>
-      </w:r>
-    </w:p>
-    <w:p>
-      <w:pPr>
-        <w:jc w:val="both"/>
-        <w:rPr>
-          <w:lang w:val="en-US"/>
-        </w:rPr>
-      </w:pPr>
-      <w:r>
-        <w:rPr>
-          <w:lang w:val="en-US"/>
-        </w:rPr>
-        <w:t>Deploy models to edge devices via NVIDIA Fleet Command.</w:t>
-      </w:r>
-    </w:p>
-    <w:p>
-      <w:pPr>
-        <w:jc w:val="both"/>
-        <w:rPr>
-          <w:lang w:val="en-US"/>
-        </w:rPr>
-      </w:pPr>
-      <w:r>
-        <w:rPr>
-          <w:lang w:val="en-US"/>
-        </w:rPr>
-        <w:t>Activate Shadow Mode: The AI perceives anomalies and proposes SCADA actions, but humans execute them. The system logs the AI's proposal vs. the human's actual action.</w:t>
-      </w:r>
-    </w:p>
-    <w:p>
-      <w:pPr>
-        <w:jc w:val="both"/>
-        <w:rPr>
-          <w:lang w:val="en-US"/>
-        </w:rPr>
-      </w:pPr>
-      <w:r>
-        <w:rPr>
-          <w:lang w:val="en-US"/>
-        </w:rPr>
-        <w:t xml:space="preserve">c) </w:t>
-      </w:r>
-      <w:r>
-        <w:rPr>
-          <w:lang w:val="en-US"/>
-        </w:rPr>
-        <w:t>Enterprise Integration:</w:t>
-      </w:r>
-    </w:p>
-    <w:p>
-      <w:pPr>
-        <w:jc w:val="both"/>
-        <w:rPr>
-          <w:lang w:val="en-US"/>
-        </w:rPr>
-      </w:pPr>
-      <w:r>
-        <w:rPr>
-          <w:lang w:val="en-US"/>
-        </w:rPr>
-        <w:t xml:space="preserve">Activate the Dynamic Risk Engine to calculate real-time </w:t>
-      </w:r>
-      <w:proofErr w:type="spellStart"/>
-      <w:r>
-        <w:rPr>
-          <w:lang w:val="en-US"/>
-        </w:rPr>
-        <w:t>PoF</w:t>
-      </w:r>
-      <w:proofErr w:type="spellEnd"/>
-      <w:r>
-        <w:rPr>
-          <w:lang w:val="en-US"/>
-        </w:rPr>
-        <w:t xml:space="preserve"> and </w:t>
-      </w:r>
-      <w:proofErr w:type="spellStart"/>
-      <w:r>
-        <w:rPr>
-          <w:lang w:val="en-US"/>
-        </w:rPr>
-        <w:t>CoF</w:t>
-      </w:r>
-      <w:proofErr w:type="spellEnd"/>
-      <w:r>
-        <w:rPr>
-          <w:lang w:val="en-US"/>
-        </w:rPr>
-        <w:t xml:space="preserve"> for the pilot nodes.</w:t>
-      </w:r>
-    </w:p>
-    <w:p>
-      <w:pPr>
-        <w:jc w:val="both"/>
-        <w:rPr>
-          <w:lang w:val="en-US"/>
-        </w:rPr>
-      </w:pPr>
-      <w:r>
-        <w:rPr>
-          <w:lang w:val="en-US"/>
-        </w:rPr>
-        <w:t>Begin generating draft PHMSA reports and SAP work order recommendations for human review.</w:t>
-      </w:r>
-    </w:p>
-    <w:p>
-      <w:pPr>
-        <w:jc w:val="both"/>
-        <w:rPr>
-          <w:u w:val="single"/>
-          <w:lang w:val="en-US"/>
-        </w:rPr>
-      </w:pPr>
-      <w:r>
-        <w:rPr>
-          <w:u w:val="single"/>
-          <w:lang w:val="en-US"/>
-        </w:rPr>
-        <w:t>Milestones:</w:t>
-      </w:r>
-    </w:p>
-    <w:p>
-      <w:pPr>
-        <w:jc w:val="both"/>
-        <w:rPr>
-          <w:lang w:val="en-US"/>
-        </w:rPr>
-      </w:pPr>
-      <w:r>
-        <w:rPr>
-          <w:lang w:val="en-US"/>
-        </w:rPr>
-        <w:t>30 days of continuous, uninterrupted edge operation.</w:t>
-      </w:r>
-    </w:p>
-    <w:p>
-      <w:pPr>
-        <w:jc w:val="both"/>
-        <w:rPr>
-          <w:lang w:val="en-US"/>
-        </w:rPr>
-      </w:pPr>
-      <w:r>
-        <w:rPr>
-          <w:lang w:val="en-US"/>
-        </w:rPr>
-        <w:t>99.9% Alignment Rate between AI recommendations and human operator decisions in Shadow Mode.</w:t>
-      </w:r>
-    </w:p>
-    <w:p>
-      <w:pPr>
-        <w:jc w:val="both"/>
-        <w:rPr>
-          <w:lang w:val="en-US"/>
-        </w:rPr>
-      </w:pPr>
-      <w:proofErr w:type="gramStart"/>
-      <w:r>
-        <w:rPr>
-          <w:lang w:val="en-US"/>
-        </w:rPr>
-        <w:t>Successful generation of the first automated, AI-drafted PHMSA compliance report.</w:t>
-      </w:r>
-      <w:proofErr w:type="gramEnd"/>
-    </w:p>
-    <w:p>
-      <w:pPr>
-        <w:jc w:val="both"/>
-        <w:rPr>
-          <w:b/>
-          <w:lang w:val="en-US"/>
-        </w:rPr>
-      </w:pPr>
-      <w:r>
-        <w:rPr>
-          <w:b/>
-          <w:lang w:val="en-US"/>
-        </w:rPr>
-        <w:t>Phase 3: Safety Certification &amp; Partial Autonomy (Months 7–9)</w:t>
-      </w:r>
-    </w:p>
-    <w:p>
-      <w:pPr>
-        <w:jc w:val="both"/>
-        <w:rPr>
-          <w:lang w:val="en-US"/>
-        </w:rPr>
-      </w:pPr>
-      <w:r>
-        <w:rPr>
-          <w:lang w:val="en-US"/>
-        </w:rPr>
-        <w:t>Focus: Achieving regulatory and functional safety approvals to enable the system to take physical action in controlled scenarios.</w:t>
-      </w:r>
-    </w:p>
-    <w:p>
-      <w:pPr>
-        <w:jc w:val="both"/>
-        <w:rPr>
-          <w:u w:val="single"/>
-          <w:lang w:val="en-US"/>
-        </w:rPr>
-      </w:pPr>
-      <w:r>
-        <w:rPr>
-          <w:u w:val="single"/>
-          <w:lang w:val="en-US"/>
-        </w:rPr>
         <w:lastRenderedPageBreak/>
-        <w:t xml:space="preserve">Key </w:t>
-      </w:r>
-      <w:proofErr w:type="spellStart"/>
-      <w:r>
-        <w:rPr>
-          <w:u w:val="single"/>
-          <w:lang w:val="en-US"/>
-        </w:rPr>
-        <w:t>Workstreams</w:t>
-      </w:r>
-      <w:proofErr w:type="spellEnd"/>
-      <w:r>
-        <w:rPr>
-          <w:u w:val="single"/>
-          <w:lang w:val="en-US"/>
-        </w:rPr>
-        <w:t>:</w:t>
-      </w:r>
-    </w:p>
-    <w:p>
-      <w:pPr>
-        <w:jc w:val="both"/>
-        <w:rPr>
-          <w:lang w:val="en-US"/>
-        </w:rPr>
-      </w:pPr>
-      <w:proofErr w:type="gramStart"/>
-      <w:r>
-        <w:rPr>
-          <w:lang w:val="en-US"/>
-        </w:rPr>
-        <w:t>a</w:t>
-      </w:r>
-      <w:proofErr w:type="gramEnd"/>
-      <w:r>
-        <w:rPr>
-          <w:lang w:val="en-US"/>
-        </w:rPr>
-        <w:t xml:space="preserve">) </w:t>
-      </w:r>
-      <w:r>
-        <w:rPr>
-          <w:lang w:val="en-US"/>
-        </w:rPr>
-        <w:t>Security &amp; Compliance:</w:t>
-      </w:r>
-    </w:p>
-    <w:p>
-      <w:pPr>
-        <w:jc w:val="both"/>
-        <w:rPr>
-          <w:lang w:val="en-US"/>
-        </w:rPr>
-      </w:pPr>
-      <w:r>
-        <w:rPr>
-          <w:lang w:val="en-US"/>
-        </w:rPr>
-        <w:t>Undergo formal IEC 61508 SIL-2 certification audit for the Deterministic Safety Interlock module.</w:t>
-      </w:r>
-    </w:p>
-    <w:p>
-      <w:pPr>
-        <w:jc w:val="both"/>
-        <w:rPr>
-          <w:lang w:val="en-US"/>
-        </w:rPr>
-      </w:pPr>
-      <w:r>
-        <w:rPr>
-          <w:lang w:val="en-US"/>
-        </w:rPr>
-        <w:t>Engage with PHMSA regulators to present the "Shadow Mode" alignment data and autonomous safety architecture.</w:t>
-      </w:r>
-    </w:p>
-    <w:p>
-      <w:pPr>
-        <w:jc w:val="both"/>
-        <w:rPr>
-          <w:lang w:val="en-US"/>
-        </w:rPr>
-      </w:pPr>
-      <w:r>
-        <w:rPr>
-          <w:lang w:val="en-US"/>
-        </w:rPr>
-        <w:t xml:space="preserve">b) </w:t>
-      </w:r>
-      <w:r>
-        <w:rPr>
-          <w:lang w:val="en-US"/>
-        </w:rPr>
-        <w:t>AI/ML Operations:</w:t>
-      </w:r>
-    </w:p>
-    <w:p>
-      <w:pPr>
-        <w:jc w:val="both"/>
-        <w:rPr>
-          <w:lang w:val="en-US"/>
-        </w:rPr>
-      </w:pPr>
-      <w:r>
-        <w:rPr>
-          <w:lang w:val="en-US"/>
-        </w:rPr>
-        <w:t>Transition from Shadow Mode to Recommendation Mode (AI auto-generates SAP work orders, humans approve).</w:t>
-      </w:r>
-    </w:p>
-    <w:p>
-      <w:pPr>
-        <w:jc w:val="both"/>
-        <w:rPr>
-          <w:lang w:val="en-US"/>
-        </w:rPr>
-      </w:pPr>
-      <w:r>
-        <w:rPr>
-          <w:lang w:val="en-US"/>
-        </w:rPr>
-        <w:t xml:space="preserve">Activate Federated Learning: Pilot nodes begin sending encrypted weight deltas to the </w:t>
-      </w:r>
-      <w:proofErr w:type="spellStart"/>
-      <w:r>
-        <w:rPr>
-          <w:lang w:val="en-US"/>
-        </w:rPr>
-        <w:t>Nebius</w:t>
-      </w:r>
-      <w:proofErr w:type="spellEnd"/>
-      <w:r>
-        <w:rPr>
-          <w:lang w:val="en-US"/>
-        </w:rPr>
-        <w:t xml:space="preserve"> Cloud Aggregator to improve the global model without exposing raw data.</w:t>
-      </w:r>
-    </w:p>
-    <w:p>
-      <w:pPr>
-        <w:jc w:val="both"/>
-        <w:rPr>
-          <w:lang w:val="en-US"/>
-        </w:rPr>
-      </w:pPr>
-      <w:r>
-        <w:rPr>
-          <w:lang w:val="en-US"/>
-        </w:rPr>
-        <w:t xml:space="preserve">c) </w:t>
-      </w:r>
-      <w:r>
-        <w:rPr>
-          <w:lang w:val="en-US"/>
-        </w:rPr>
-        <w:t>OT &amp; Hardware:</w:t>
-      </w:r>
-    </w:p>
-    <w:p>
-      <w:pPr>
-        <w:jc w:val="both"/>
-        <w:rPr>
-          <w:lang w:val="en-US"/>
-        </w:rPr>
-      </w:pPr>
-      <w:r>
-        <w:rPr>
-          <w:lang w:val="en-US"/>
-        </w:rPr>
-        <w:t>Enable Limited Autonomy: Grant the system authority to autonomously execute non-critical actions (e.g., reducing pump flow rate by 20%) when the Safety Interlock validates it.</w:t>
-      </w:r>
-    </w:p>
-    <w:p>
-      <w:pPr>
-        <w:jc w:val="both"/>
-        <w:rPr>
-          <w:u w:val="single"/>
-          <w:lang w:val="en-US"/>
-        </w:rPr>
-      </w:pPr>
-      <w:r>
-        <w:rPr>
-          <w:u w:val="single"/>
-          <w:lang w:val="en-US"/>
-        </w:rPr>
-        <w:t>Milestones:</w:t>
-      </w:r>
-    </w:p>
-    <w:p>
-      <w:pPr>
-        <w:jc w:val="both"/>
-        <w:rPr>
-          <w:lang w:val="en-US"/>
-        </w:rPr>
-      </w:pPr>
-      <w:r>
-        <w:rPr>
-          <w:lang w:val="en-US"/>
-        </w:rPr>
-        <w:t>IEC 61508 SIL-2 Certificate of Compliance issued for the Safety Interlock.</w:t>
-      </w:r>
-    </w:p>
-    <w:p>
-      <w:pPr>
-        <w:jc w:val="both"/>
-        <w:rPr>
-          <w:lang w:val="en-US"/>
-        </w:rPr>
-      </w:pPr>
-      <w:proofErr w:type="gramStart"/>
-      <w:r>
-        <w:rPr>
-          <w:lang w:val="en-US"/>
-        </w:rPr>
-        <w:t>First successful Federated Learning aggregation round completed across pilot nodes.</w:t>
-      </w:r>
-      <w:proofErr w:type="gramEnd"/>
-    </w:p>
-    <w:p>
-      <w:pPr>
-        <w:jc w:val="both"/>
-        <w:rPr>
-          <w:lang w:val="en-US"/>
-        </w:rPr>
-      </w:pPr>
-      <w:r>
-        <w:rPr>
-          <w:lang w:val="en-US"/>
-        </w:rPr>
-        <w:t>Regulatory approval granted for autonomous flow-reduction actions.</w:t>
-      </w:r>
-    </w:p>
-    <w:p>
-      <w:pPr>
-        <w:jc w:val="both"/>
-        <w:rPr>
-          <w:b/>
-          <w:lang w:val="en-US"/>
-        </w:rPr>
-      </w:pPr>
-      <w:r>
-        <w:rPr>
-          <w:b/>
-          <w:lang w:val="en-US"/>
-        </w:rPr>
-        <w:t>Phase 4: Fleet-Wide Scaling &amp; Full Autonomy (Months 10–12)</w:t>
-      </w:r>
-    </w:p>
-    <w:p>
-      <w:pPr>
-        <w:jc w:val="both"/>
-        <w:rPr>
-          <w:lang w:val="en-US"/>
-        </w:rPr>
-      </w:pPr>
-      <w:r>
-        <w:rPr>
-          <w:lang w:val="en-US"/>
-        </w:rPr>
-        <w:t>Focus: Expanding the proven pilot to the broader network and enabling full autonomous emergency shutdowns in High Consequence Areas (HCAs).</w:t>
-      </w:r>
-    </w:p>
-    <w:p>
-      <w:pPr>
-        <w:jc w:val="both"/>
-        <w:rPr>
-          <w:u w:val="single"/>
-          <w:lang w:val="en-US"/>
-        </w:rPr>
-      </w:pPr>
-      <w:r>
-        <w:rPr>
-          <w:u w:val="single"/>
-          <w:lang w:val="en-US"/>
-        </w:rPr>
-        <w:t xml:space="preserve">Key </w:t>
-      </w:r>
-      <w:proofErr w:type="spellStart"/>
-      <w:r>
-        <w:rPr>
-          <w:u w:val="single"/>
-          <w:lang w:val="en-US"/>
-        </w:rPr>
-        <w:t>Workstreams</w:t>
-      </w:r>
-      <w:proofErr w:type="spellEnd"/>
-      <w:r>
-        <w:rPr>
-          <w:u w:val="single"/>
-          <w:lang w:val="en-US"/>
-        </w:rPr>
-        <w:t>:</w:t>
-      </w:r>
-    </w:p>
-    <w:p>
-      <w:pPr>
-        <w:jc w:val="both"/>
-        <w:rPr>
-          <w:lang w:val="en-US"/>
-        </w:rPr>
-      </w:pPr>
-      <w:proofErr w:type="gramStart"/>
-      <w:r>
-        <w:rPr>
-          <w:lang w:val="en-US"/>
-        </w:rPr>
-        <w:t>a</w:t>
-      </w:r>
-      <w:proofErr w:type="gramEnd"/>
-      <w:r>
-        <w:rPr>
-          <w:lang w:val="en-US"/>
-        </w:rPr>
-        <w:t xml:space="preserve">) </w:t>
-      </w:r>
-      <w:r>
-        <w:rPr>
-          <w:lang w:val="en-US"/>
-        </w:rPr>
-        <w:t>OT &amp; Hardware Deployment:</w:t>
-      </w:r>
-    </w:p>
-    <w:p>
-      <w:pPr>
-        <w:jc w:val="both"/>
-        <w:rPr>
-          <w:lang w:val="en-US"/>
-        </w:rPr>
-      </w:pPr>
-      <w:proofErr w:type="gramStart"/>
-      <w:r>
-        <w:rPr>
-          <w:lang w:val="en-US"/>
-        </w:rPr>
-        <w:t>Mass deployment of Jetson Orin nodes to 100+ high-risk segments across the midstream network.</w:t>
-      </w:r>
-      <w:proofErr w:type="gramEnd"/>
-    </w:p>
-    <w:p>
-      <w:pPr>
-        <w:jc w:val="both"/>
-        <w:rPr>
-          <w:lang w:val="en-US"/>
-        </w:rPr>
-      </w:pPr>
-      <w:proofErr w:type="gramStart"/>
-      <w:r>
-        <w:rPr>
-          <w:lang w:val="en-US"/>
-        </w:rPr>
-        <w:t xml:space="preserve">Standardized, automated provisioning via </w:t>
-      </w:r>
-      <w:proofErr w:type="spellStart"/>
-      <w:r>
-        <w:rPr>
-          <w:lang w:val="en-US"/>
-        </w:rPr>
-        <w:t>Ansible</w:t>
-      </w:r>
-      <w:proofErr w:type="spellEnd"/>
-      <w:r>
-        <w:rPr>
-          <w:lang w:val="en-US"/>
-        </w:rPr>
-        <w:t>/Terraform.</w:t>
-      </w:r>
-      <w:proofErr w:type="gramEnd"/>
-    </w:p>
-    <w:p>
-      <w:pPr>
-        <w:jc w:val="both"/>
-        <w:rPr>
-          <w:lang w:val="en-US"/>
-        </w:rPr>
-      </w:pPr>
-      <w:r>
-        <w:rPr>
-          <w:lang w:val="en-US"/>
-        </w:rPr>
-        <w:t xml:space="preserve">b) </w:t>
-      </w:r>
-      <w:r>
-        <w:rPr>
-          <w:lang w:val="en-US"/>
-        </w:rPr>
-        <w:t>AI/ML Operations:</w:t>
-      </w:r>
-    </w:p>
-    <w:p>
-      <w:pPr>
-        <w:jc w:val="both"/>
-        <w:rPr>
-          <w:lang w:val="en-US"/>
-        </w:rPr>
-      </w:pPr>
-      <w:r>
-        <w:rPr>
-          <w:lang w:val="en-US"/>
-        </w:rPr>
-        <w:t>Transition to Full Autonomous Mode for critical actions (e.g., ESDV closure) in designated HCAs, bounded strictly by the Safety Interlock.</w:t>
-      </w:r>
-    </w:p>
-    <w:p>
-      <w:pPr>
-        <w:jc w:val="both"/>
-        <w:rPr>
-          <w:lang w:val="en-US"/>
-        </w:rPr>
-      </w:pPr>
-      <w:r>
-        <w:rPr>
-          <w:lang w:val="en-US"/>
-        </w:rPr>
-        <w:t>Global model converges, showing a 15% improvement in anomaly detection accuracy due to Federated Learning across diverse environments.</w:t>
-      </w:r>
-    </w:p>
-    <w:p>
-      <w:pPr>
-        <w:jc w:val="both"/>
-        <w:rPr>
-          <w:lang w:val="en-US"/>
-        </w:rPr>
-      </w:pPr>
-      <w:r>
-        <w:rPr>
-          <w:lang w:val="en-US"/>
-        </w:rPr>
-        <w:t xml:space="preserve">c) </w:t>
-      </w:r>
-      <w:r>
-        <w:rPr>
-          <w:lang w:val="en-US"/>
-        </w:rPr>
-        <w:t>Enterprise Integration:</w:t>
-      </w:r>
-    </w:p>
-    <w:p>
-      <w:pPr>
-        <w:jc w:val="both"/>
-        <w:rPr>
-          <w:lang w:val="en-US"/>
-        </w:rPr>
-      </w:pPr>
-      <w:r>
-        <w:rPr>
-          <w:lang w:val="en-US"/>
-        </w:rPr>
-        <w:t>Full, automated SAP/Maximo integration: Priority 1 (Emergency) work orders are auto-approved and dispatched to field crews without human intervention.</w:t>
-      </w:r>
-    </w:p>
-    <w:p>
-      <w:pPr>
-        <w:jc w:val="both"/>
-        <w:rPr>
-          <w:u w:val="single"/>
-          <w:lang w:val="en-US"/>
-        </w:rPr>
-      </w:pPr>
-      <w:r>
-        <w:rPr>
-          <w:u w:val="single"/>
-          <w:lang w:val="en-US"/>
-        </w:rPr>
-        <w:t>Milestones:</w:t>
-      </w:r>
-    </w:p>
-    <w:p>
-      <w:pPr>
-        <w:jc w:val="both"/>
-        <w:rPr>
-          <w:lang w:val="en-US"/>
-        </w:rPr>
-      </w:pPr>
-      <w:r>
-        <w:rPr>
-          <w:lang w:val="en-US"/>
-        </w:rPr>
-        <w:t>100+ edge nodes actively participating in the Federated Learning network.</w:t>
-      </w:r>
-    </w:p>
-    <w:p>
-      <w:pPr>
-        <w:jc w:val="both"/>
-        <w:rPr>
-          <w:lang w:val="en-US"/>
-        </w:rPr>
-      </w:pPr>
-      <w:r>
-        <w:rPr>
-          <w:lang w:val="en-US"/>
-        </w:rPr>
-        <w:lastRenderedPageBreak/>
-        <w:t>First real-world autonomous leak isolation executed and validated (zero human delay).</w:t>
-      </w:r>
-    </w:p>
-    <w:p>
-      <w:pPr>
-        <w:jc w:val="both"/>
-        <w:rPr>
-          <w:lang w:val="en-US"/>
-        </w:rPr>
-      </w:pPr>
-      <w:proofErr w:type="gramStart"/>
-      <w:r>
-        <w:rPr>
-          <w:lang w:val="en-US"/>
-        </w:rPr>
         <w:t>30% reduction in manual pipeline inspection OPEX due to Dynamic Risk-Based Inspection scheduling.</w:t>
       </w:r>
       <w:proofErr w:type="gramEnd"/>
@@ -1648,7 +1669,27 @@
         <w:rPr>
           <w:lang w:val="en-US"/>
         </w:rPr>
-        <w:t xml:space="preserve"> Digital Twin prototype operational for the Mustang Segment.</w:t>
+        <w:t xml:space="preserve"> Digital Twin prototype operational for the </w:t>
+      </w:r>
+      <w:r>
+        <w:rPr>
+          <w:lang w:val="en-US"/>
+        </w:rPr>
+        <w:t xml:space="preserve">Oil </w:t>
+      </w:r>
+      <w:proofErr w:type="spellStart"/>
+      <w:r>
+        <w:rPr>
+          <w:lang w:val="en-US"/>
+        </w:rPr>
+        <w:t>Pileline</w:t>
+      </w:r>
+      <w:proofErr w:type="spellEnd"/>
+      <w:r>
+        <w:rPr>
+          <w:lang w:val="en-US"/>
+        </w:rPr>
+        <w:t xml:space="preserve"> Segment.</w:t>
       </w:r>
       <w:proofErr w:type="gramEnd"/>
     </w:p>
